--- a/EXPORTS/DOCX/published/niveau3/English/MOudenbosch.docx
+++ b/EXPORTS/DOCX/published/niveau3/English/MOudenbosch.docx
@@ -224,35 +224,7 @@
           <w:color w:val="000000"/>
           <w:sz w:val="24"/>
         </w:rPr>
-        <w:t xml:space="preserve"> and Johannes Huybrechts. This fraternity later became known as the</w:t>
-      </w:r>
-      <w:r>
-        <w:rPr>
-          <w:u w:val="single" w:color="0000ff"/>
-          <w:rFonts w:ascii="Charis SIL Regular" w:hAnsi="Charis SIL Regular" w:eastAsia="Charis SIL Regular"/>
-          <w:b w:val="0"/>
-          <w:i w:val="0"/>
-          <w:color w:val="000000"/>
-          <w:sz w:val="24"/>
-        </w:rPr>
-        <w:hyperlink r:id="rId9" w:history="1">
-          <w:r>
-            <w:rPr>
-              <w:rStyle w:val="Hyperlink"/>
-            </w:rPr>
-            <w:t xml:space="preserve"> Broede</w:t>
-          </w:r>
-        </w:hyperlink>
-      </w:r>
-      <w:r>
-        <w:rPr>
-          <w:rFonts w:ascii="Charis SIL Regular" w:hAnsi="Charis SIL Regular" w:eastAsia="Charis SIL Regular"/>
-          <w:b w:val="0"/>
-          <w:i w:val="0"/>
-          <w:color w:val="000000"/>
-          <w:sz w:val="24"/>
-        </w:rPr>
-        <w:t xml:space="preserve">rs van </w:t>
+        <w:t xml:space="preserve"> and Johannes Huybrechts. This fraternity later became known as the Broeders van </w:t>
       </w:r>
       <w:r>
         <w:rPr>
@@ -1882,52 +1854,8 @@
           <w:i w:val="0"/>
           <w:color w:val="0000FF"/>
           <w:sz w:val="24"/>
-          <w:u w:val="single"/>
         </w:rPr>
-        <w:hyperlink r:id="rId15" w:history="1">
-          <w:r>
-            <w:rPr>
-              <w:rStyle w:val="Hyperlink"/>
-            </w:rPr>
-            <w:t>museum</w:t>
-          </w:r>
-        </w:hyperlink>
-      </w:r>
-      <w:r>
-        <w:rPr>
-          <w:rFonts w:ascii="Charis SIL Regular" w:hAnsi="Charis SIL Regular" w:eastAsia="Charis SIL Regular"/>
-          <w:b w:val="0"/>
-          <w:i w:val="0"/>
-          <w:color w:val="0000FF"/>
-          <w:sz w:val="24"/>
-          <w:u w:val="single"/>
-        </w:rPr>
-        <w:hyperlink r:id="rId15" w:history="1">
-          <w:r>
-            <w:rPr>
-              <w:rStyle w:val="Hyperlink"/>
-            </w:rPr>
-            <w:t>-</w:t>
-          </w:r>
-        </w:hyperlink>
-      </w:r>
-      <w:r>
-        <w:rPr>
-          <w:rFonts w:ascii="Charis SIL Regular" w:hAnsi="Charis SIL Regular" w:eastAsia="Charis SIL Regular"/>
-          <w:b w:val="0"/>
-          <w:i w:val="0"/>
-          <w:color w:val="0000FF"/>
-          <w:sz w:val="24"/>
-          <w:u w:val="single"/>
-        </w:rPr>
-        <w:hyperlink r:id="rId15" w:history="1">
-          <w:r>
-            <w:rPr>
-              <w:rStyle w:val="Hyperlink"/>
-            </w:rPr>
-            <w:t>oudenbosch/</w:t>
-          </w:r>
-        </w:hyperlink>
+        <w:t>museum-oudenbosch/</w:t>
       </w:r>
     </w:p>
     <w:p>
